--- a/Module_00_js.docx
+++ b/Module_00_js.docx
@@ -3196,23 +3196,52 @@
           <w:sz w:val="18"/>
           <w:szCs w:val="18"/>
         </w:rPr>
-        <w:t xml:space="preserve">√ What type of modules does your project use? · </w:t>
-      </w:r>
-      <w:proofErr w:type="spellStart"/>
-      <w:proofErr w:type="gramStart"/>
-      <w:r>
-        <w:rPr>
-          <w:b/>
-          <w:bCs/>
+        <w:t xml:space="preserve">√ What type of modules does your project use? </w:t>
+      </w:r>
+      <w:r>
+        <w:rPr>
           <w:i/>
           <w:iCs/>
           <w:sz w:val="18"/>
           <w:szCs w:val="18"/>
         </w:rPr>
-        <w:t>esm</w:t>
-      </w:r>
-      <w:proofErr w:type="spellEnd"/>
-      <w:proofErr w:type="gramEnd"/>
+        <w:t xml:space="preserve"> </w:t>
+      </w:r>
+      <w:proofErr w:type="spellStart"/>
+      <w:r>
+        <w:rPr>
+          <w:b/>
+          <w:bCs/>
+          <w:i/>
+          <w:iCs/>
+          <w:sz w:val="18"/>
+          <w:szCs w:val="18"/>
+        </w:rPr>
+        <w:t>CommonJS</w:t>
+      </w:r>
+      <w:proofErr w:type="spellEnd"/>
+      <w:r>
+        <w:rPr>
+          <w:b/>
+          <w:bCs/>
+          <w:i/>
+          <w:iCs/>
+          <w:sz w:val="18"/>
+          <w:szCs w:val="18"/>
+        </w:rPr>
+        <w:t xml:space="preserve"> (require/exports)</w:t>
+      </w:r>
+      <w:r>
+        <w:rPr>
+          <w:b/>
+          <w:bCs/>
+          <w:i/>
+          <w:iCs/>
+          <w:sz w:val="18"/>
+          <w:szCs w:val="18"/>
+        </w:rPr>
+        <w:t xml:space="preserve"> - Antiguo</w:t>
+      </w:r>
     </w:p>
     <w:p>
       <w:pPr>
@@ -14553,6 +14582,92 @@
         <w:t>length</w:t>
       </w:r>
       <w:proofErr w:type="spellEnd"/>
+      <w:r>
+        <w:rPr>
+          <w:lang w:val="es-ES"/>
+        </w:rPr>
+        <w:t xml:space="preserve">, </w:t>
+      </w:r>
+      <w:r>
+        <w:rPr>
+          <w:lang w:val="es-ES"/>
+        </w:rPr>
+        <w:t>(</w:t>
+      </w:r>
+      <w:proofErr w:type="spellStart"/>
+      <w:r>
+        <w:rPr>
+          <w:lang w:val="es-ES"/>
+        </w:rPr>
+        <w:t>require</w:t>
+      </w:r>
+      <w:proofErr w:type="spellEnd"/>
+      <w:r>
+        <w:rPr>
+          <w:lang w:val="es-ES"/>
+        </w:rPr>
+        <w:t>/</w:t>
+      </w:r>
+      <w:proofErr w:type="spellStart"/>
+      <w:r>
+        <w:rPr>
+          <w:lang w:val="es-ES"/>
+        </w:rPr>
+        <w:t>exports</w:t>
+      </w:r>
+      <w:proofErr w:type="spellEnd"/>
+      <w:r>
+        <w:rPr>
+          <w:lang w:val="es-ES"/>
+        </w:rPr>
+        <w:t>)</w:t>
+      </w:r>
+      <w:r>
+        <w:rPr>
+          <w:lang w:val="es-ES"/>
+        </w:rPr>
+        <w:t>,</w:t>
+      </w:r>
+      <w:r>
+        <w:rPr>
+          <w:lang w:val="es-ES"/>
+        </w:rPr>
+        <w:t xml:space="preserve"> debes</w:t>
+      </w:r>
+      <w:r>
+        <w:rPr>
+          <w:lang w:val="es-ES"/>
+        </w:rPr>
+        <w:t xml:space="preserve"> </w:t>
+      </w:r>
+      <w:r>
+        <w:rPr>
+          <w:lang w:val="es-ES"/>
+        </w:rPr>
+        <w:t>f</w:t>
+      </w:r>
+      <w:r>
+        <w:rPr>
+          <w:lang w:val="es-ES"/>
+        </w:rPr>
+        <w:t xml:space="preserve">amiliarízate con </w:t>
+      </w:r>
+      <w:proofErr w:type="spellStart"/>
+      <w:r>
+        <w:rPr>
+          <w:b/>
+          <w:bCs/>
+          <w:lang w:val="es-ES"/>
+        </w:rPr>
+        <w:t>CommonJS</w:t>
+      </w:r>
+      <w:proofErr w:type="spellEnd"/>
+      <w:r>
+        <w:rPr>
+          <w:lang w:val="es-ES"/>
+        </w:rPr>
+        <w:t xml:space="preserve"> para poder entender proyectos antiguos, ya que aún se usa bastante en código heredado.</w:t>
+      </w:r>
     </w:p>
     <w:p>
       <w:pPr>
@@ -15010,16 +15125,16 @@
         <mc:AlternateContent>
           <mc:Choice Requires="wps">
             <w:drawing>
-              <wp:anchor distT="0" distB="0" distL="114300" distR="114300" simplePos="0" relativeHeight="251677696" behindDoc="0" locked="0" layoutInCell="1" allowOverlap="1" wp14:anchorId="7E46CF37" wp14:editId="0D99911B">
+              <wp:anchor distT="0" distB="0" distL="114300" distR="114300" simplePos="0" relativeHeight="251677696" behindDoc="0" locked="0" layoutInCell="1" allowOverlap="1" wp14:anchorId="7E46CF37" wp14:editId="37626244">
                 <wp:simplePos x="0" y="0"/>
                 <wp:positionH relativeFrom="margin">
-                  <wp:posOffset>-10460</wp:posOffset>
+                  <wp:posOffset>-13335</wp:posOffset>
                 </wp:positionH>
                 <wp:positionV relativeFrom="paragraph">
-                  <wp:posOffset>168442</wp:posOffset>
+                  <wp:posOffset>166370</wp:posOffset>
                 </wp:positionV>
-                <wp:extent cx="6081623" cy="3355675"/>
-                <wp:effectExtent l="0" t="0" r="14605" b="16510"/>
+                <wp:extent cx="6081623" cy="3305175"/>
+                <wp:effectExtent l="0" t="0" r="14605" b="28575"/>
                 <wp:wrapNone/>
                 <wp:docPr id="1422743471" name="Rectángulo 11"/>
                 <wp:cNvGraphicFramePr/>
@@ -15030,7 +15145,7 @@
                       <wps:spPr>
                         <a:xfrm>
                           <a:off x="0" y="0"/>
-                          <a:ext cx="6081623" cy="3355675"/>
+                          <a:ext cx="6081623" cy="3305175"/>
                         </a:xfrm>
                         <a:prstGeom prst="rect">
                           <a:avLst/>
@@ -15700,7 +15815,7 @@
           </mc:Choice>
           <mc:Fallback>
             <w:pict>
-              <v:rect w14:anchorId="7E46CF37" id="Rectángulo 11" o:spid="_x0000_s1033" style="position:absolute;margin-left:-.8pt;margin-top:13.25pt;width:478.85pt;height:264.25pt;z-index:251677696;visibility:visible;mso-wrap-style:square;mso-width-percent:0;mso-height-percent:0;mso-wrap-distance-left:9pt;mso-wrap-distance-top:0;mso-wrap-distance-right:9pt;mso-wrap-distance-bottom:0;mso-position-horizontal:absolute;mso-position-horizontal-relative:margin;mso-position-vertical:absolute;mso-position-vertical-relative:text;mso-width-percent:0;mso-height-percent:0;mso-width-relative:margin;mso-height-relative:margin;v-text-anchor:middle" o:gfxdata="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" fillcolor="black [3213]" strokecolor="black [3213]" strokeweight="1pt">
+              <v:rect w14:anchorId="7E46CF37" id="Rectángulo 11" o:spid="_x0000_s1033" style="position:absolute;margin-left:-1.05pt;margin-top:13.1pt;width:478.85pt;height:260.25pt;z-index:251677696;visibility:visible;mso-wrap-style:square;mso-width-percent:0;mso-height-percent:0;mso-wrap-distance-left:9pt;mso-wrap-distance-top:0;mso-wrap-distance-right:9pt;mso-wrap-distance-bottom:0;mso-position-horizontal:absolute;mso-position-horizontal-relative:margin;mso-position-vertical:absolute;mso-position-vertical-relative:text;mso-width-percent:0;mso-height-percent:0;mso-width-relative:margin;mso-height-relative:margin;v-text-anchor:middle" o:gfxdata="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" fillcolor="black [3213]" strokecolor="black [3213]" strokeweight="1pt">
                 <v:textbox>
                   <w:txbxContent>
                     <w:p>
@@ -16379,25 +16494,13 @@
     </w:p>
     <w:p>
       <w:pPr>
-        <w:rPr>
-          <w:lang w:val="es-ES"/>
-        </w:rPr>
-      </w:pPr>
-    </w:p>
-    <w:p>
-      <w:pPr>
-        <w:rPr>
-          <w:lang w:val="es-ES"/>
-        </w:rPr>
-      </w:pPr>
-    </w:p>
-    <w:p>
-      <w:pPr>
         <w:pStyle w:val="Ttulo1"/>
+        <w:pageBreakBefore/>
         <w:numPr>
           <w:ilvl w:val="0"/>
           <w:numId w:val="38"/>
         </w:numPr>
+        <w:ind w:left="714" w:hanging="357"/>
         <w:rPr>
           <w:lang w:val="es-ES"/>
         </w:rPr>
@@ -16627,7 +16730,7 @@
     <w:p>
       <w:r>
         <w:pict w14:anchorId="3060D44C">
-          <v:rect id="_x0000_i1140" style="width:0;height:1.5pt" o:hralign="center" o:hrstd="t" o:hr="t" fillcolor="#a0a0a0" stroked="f"/>
+          <v:rect id="_x0000_i1032" style="width:0;height:1.5pt" o:hralign="center" o:hrstd="t" o:hr="t" fillcolor="#a0a0a0" stroked="f"/>
         </w:pict>
       </w:r>
     </w:p>
@@ -16783,7 +16886,7 @@
     <w:p>
       <w:r>
         <w:pict w14:anchorId="0DBD4460">
-          <v:rect id="_x0000_i1141" style="width:0;height:1.5pt" o:hralign="center" o:hrstd="t" o:hr="t" fillcolor="#a0a0a0" stroked="f"/>
+          <v:rect id="_x0000_i1033" style="width:0;height:1.5pt" o:hralign="center" o:hrstd="t" o:hr="t" fillcolor="#a0a0a0" stroked="f"/>
         </w:pict>
       </w:r>
     </w:p>
@@ -17017,7 +17120,7 @@
     <w:p>
       <w:r>
         <w:pict w14:anchorId="30F4C568">
-          <v:rect id="_x0000_i1142" style="width:0;height:1.5pt" o:hralign="center" o:hrstd="t" o:hr="t" fillcolor="#a0a0a0" stroked="f"/>
+          <v:rect id="_x0000_i1034" style="width:0;height:1.5pt" o:hralign="center" o:hrstd="t" o:hr="t" fillcolor="#a0a0a0" stroked="f"/>
         </w:pict>
       </w:r>
     </w:p>
@@ -17095,7 +17198,7 @@
     <w:p>
       <w:r>
         <w:pict w14:anchorId="3945F8E7">
-          <v:rect id="_x0000_i1143" style="width:0;height:1.5pt" o:hralign="center" o:hrstd="t" o:hr="t" fillcolor="#a0a0a0" stroked="f"/>
+          <v:rect id="_x0000_i1035" style="width:0;height:1.5pt" o:hralign="center" o:hrstd="t" o:hr="t" fillcolor="#a0a0a0" stroked="f"/>
         </w:pict>
       </w:r>
     </w:p>
@@ -17302,7 +17405,7 @@
     <w:p>
       <w:r>
         <w:pict w14:anchorId="4C6A92C1">
-          <v:rect id="_x0000_i1144" style="width:0;height:1.5pt" o:hralign="center" o:hrstd="t" o:hr="t" fillcolor="#a0a0a0" stroked="f"/>
+          <v:rect id="_x0000_i1036" style="width:0;height:1.5pt" o:hralign="center" o:hrstd="t" o:hr="t" fillcolor="#a0a0a0" stroked="f"/>
         </w:pict>
       </w:r>
     </w:p>
@@ -17512,7 +17615,7 @@
     <w:p>
       <w:r>
         <w:pict w14:anchorId="2F8CD1FA">
-          <v:rect id="_x0000_i1145" style="width:0;height:1.5pt" o:hralign="center" o:hrstd="t" o:hr="t" fillcolor="#a0a0a0" stroked="f"/>
+          <v:rect id="_x0000_i1037" style="width:0;height:1.5pt" o:hralign="center" o:hrstd="t" o:hr="t" fillcolor="#a0a0a0" stroked="f"/>
         </w:pict>
       </w:r>
     </w:p>
